--- a/filesystem/ACTD/Safety/IR_2025-1018_final.docx
+++ b/filesystem/ACTD/Safety/IR_2025-1018_final.docx
@@ -155,6 +155,7 @@
               <w:rPr>
                 <w:rFonts w:ascii="Calibri" w:hAnsi="Calibri" w:cs="Calibri" w:eastAsia="Calibri"/>
                 <w:b/>
+                <w:color w:val="FFFFFF"/>
                 <w:sz w:val="20"/>
               </w:rPr>
               <w:t>Incident No.:</w:t>
@@ -190,6 +191,7 @@
               <w:rPr>
                 <w:rFonts w:ascii="Calibri" w:hAnsi="Calibri" w:cs="Calibri" w:eastAsia="Calibri"/>
                 <w:b/>
+                <w:color w:val="FFFFFF"/>
                 <w:sz w:val="20"/>
               </w:rPr>
               <w:t>ACTD-IR-2025-1018</w:t>
@@ -1160,6 +1162,7 @@
               <w:rPr>
                 <w:rFonts w:ascii="Calibri" w:hAnsi="Calibri" w:cs="Calibri" w:eastAsia="Calibri"/>
                 <w:b/>
+                <w:color w:val="FFFFFF"/>
                 <w:sz w:val="20"/>
               </w:rPr>
               <w:t>Time (10/17/2025 → 10/18/2025)</w:t>
@@ -1195,6 +1198,7 @@
               <w:rPr>
                 <w:rFonts w:ascii="Calibri" w:hAnsi="Calibri" w:cs="Calibri" w:eastAsia="Calibri"/>
                 <w:b/>
+                <w:color w:val="FFFFFF"/>
                 <w:sz w:val="20"/>
               </w:rPr>
               <w:t>Event</w:t>
@@ -1230,6 +1234,7 @@
               <w:rPr>
                 <w:rFonts w:ascii="Calibri" w:hAnsi="Calibri" w:cs="Calibri" w:eastAsia="Calibri"/>
                 <w:b/>
+                <w:color w:val="FFFFFF"/>
                 <w:sz w:val="20"/>
               </w:rPr>
               <w:t>Source</w:t>
@@ -3741,6 +3746,7 @@
               <w:rPr>
                 <w:rFonts w:ascii="Calibri" w:hAnsi="Calibri" w:cs="Calibri" w:eastAsia="Calibri"/>
                 <w:b/>
+                <w:color w:val="FFFFFF"/>
                 <w:sz w:val="20"/>
               </w:rPr>
               <w:t>Name</w:t>
@@ -3776,6 +3782,7 @@
               <w:rPr>
                 <w:rFonts w:ascii="Calibri" w:hAnsi="Calibri" w:cs="Calibri" w:eastAsia="Calibri"/>
                 <w:b/>
+                <w:color w:val="FFFFFF"/>
                 <w:sz w:val="20"/>
               </w:rPr>
               <w:t>Raymond T. Keeler</w:t>
@@ -4770,6 +4777,7 @@
               <w:rPr>
                 <w:rFonts w:ascii="Calibri" w:hAnsi="Calibri" w:cs="Calibri" w:eastAsia="Calibri"/>
                 <w:b/>
+                <w:color w:val="FFFFFF"/>
                 <w:sz w:val="20"/>
               </w:rPr>
               <w:t>Passenger</w:t>
@@ -4805,6 +4813,7 @@
               <w:rPr>
                 <w:rFonts w:ascii="Calibri" w:hAnsi="Calibri" w:cs="Calibri" w:eastAsia="Calibri"/>
                 <w:b/>
+                <w:color w:val="FFFFFF"/>
                 <w:sz w:val="20"/>
               </w:rPr>
               <w:t>Status</w:t>
@@ -4840,6 +4849,7 @@
               <w:rPr>
                 <w:rFonts w:ascii="Calibri" w:hAnsi="Calibri" w:cs="Calibri" w:eastAsia="Calibri"/>
                 <w:b/>
+                <w:color w:val="FFFFFF"/>
                 <w:sz w:val="20"/>
               </w:rPr>
               <w:t>Disposition</w:t>

--- a/filesystem/ACTD/Safety/IR_2025-1018_final.docx
+++ b/filesystem/ACTD/Safety/IR_2025-1018_final.docx
@@ -103,7 +103,7 @@
           <w:i/>
           <w:sz w:val="21"/>
         </w:rPr>
-        <w:t>Supervisor-Reviewed / Controlling Report of Record</w:t>
+        <w:t>Supervisor-Reviewed</w:t>
       </w:r>
     </w:p>
     <w:tbl>
@@ -4999,7 +4999,7 @@
       <w:r>
         <w:rPr>
           <w:rFonts w:ascii="Calibri" w:hAnsi="Calibri" w:cs="Calibri" w:eastAsia="Calibri"/>
-          <w:b/>
+          <w:b w:val="0"/>
           <w:sz w:val="21"/>
         </w:rPr>
         <w:t>Precipitating factor — operator impairment (alcohol).  The certified evidentiary blood specimen was drawn from Operator Keeler at Rivergate Regional Trauma Center at approximately 03:10 a.m. on 10/18/2025 and reported by the Los Angeles County Sheriff's Department Scientific Services Bureau — Crime Laboratory on 11/07/2025 (LASD-SSB Case No. LASD-SSB-25-0442117): whole-blood ethanol = 0.14 g/dL, i.e., 0.14% w/v. That value is more than 1.75 times the California per-se limit for a non-commercial driver under Veh. Code § 23152(b) (0.08%) and more than 3.5 times the per-se limit for a commercial driver under Veh. Code § 23152(d) (0.04%), and it establishes operator impairment as the precipitating factor in this collision. Toxicology results were negative for methanol, acetone, and isopropanol on the same headspace analysis.</w:t>
@@ -5246,7 +5246,7 @@
           <w:b/>
           <w:sz w:val="29"/>
         </w:rPr>
-        <w:t>8.  Report of Record; Relationship to Draft Report</w:t>
+        <w:t>8.  Relationship to Draft Report</w:t>
       </w:r>
     </w:p>
     <w:p>
@@ -5927,7 +5927,7 @@
           <w:b w:val="0"/>
           <w:sz w:val="21"/>
         </w:rPr>
-        <w:t>I certify that the foregoing is the Final Incident Report of record for Incident No. ACTD-IR-2025-1018, that it has been prepared following completion of the internal safety investigation and after receipt of the certified evidentiary blood-BAC result from the Los Angeles County Sheriff's Department Scientific Services Bureau, that it reflects the controlling documentary record of this collision.</w:t>
+        <w:t>I certify that the foregoing is the Final Incident Report of record for Incident No. ACTD-IR-2025-1018, that it has been prepared following completion of the internal safety investigation and after receipt of the certified evidentiary blood-BAC result from the Los Angeles County Sheriff's Department Scientific Services Bureau.</w:t>
       </w:r>
     </w:p>
     <w:p>

--- a/filesystem/ACTD/Safety/IR_2025-1018_final.docx
+++ b/filesystem/ACTD/Safety/IR_2025-1018_final.docx
@@ -3050,7 +3050,7 @@
                 <w:rFonts w:ascii="Calibri" w:hAnsi="Calibri" w:cs="Calibri" w:eastAsia="Calibri"/>
                 <w:sz w:val="20"/>
               </w:rPr>
-              <w:t>ACTD Compliance A05</w:t>
+              <w:t>ACTD Compliance the DOT Post-Accident Test Record</w:t>
             </w:r>
           </w:p>
         </w:tc>
@@ -3151,7 +3151,7 @@
                 <w:rFonts w:ascii="Calibri" w:hAnsi="Calibri" w:cs="Calibri" w:eastAsia="Calibri"/>
                 <w:sz w:val="20"/>
               </w:rPr>
-              <w:t>ACTD Compliance A05</w:t>
+              <w:t>ACTD Compliance the DOT Post-Accident Test Record</w:t>
             </w:r>
           </w:p>
         </w:tc>
@@ -4703,7 +4703,7 @@
           <w:b w:val="0"/>
           <w:sz w:val="21"/>
         </w:rPr>
-        <w:t>Per the vehicle's automatic passenger counter (APC) and farebox export for Trip 06 of Block 512-OWL (Bus #4177) on 10/18/2025, the onboard passenger count at the moment of the collision is documented in the APC/farebox attachment. Scene triage recorded two injured passengers transported by ground ambulance and one uninjured passenger who remained on scene as a witness. The count is corroborated by the fare-transaction log for the interval following the 02:04 Poplar / Rivergate Plaza layover and by the on-scene passenger accounting recorded by Rivergate Fire triage; see A11 (APC/farebox export) for the exact count.</w:t>
+        <w:t>Per the vehicle's automatic passenger counter (APC) and farebox export for Trip 06 of Block 512-OWL (Bus #4177) on 10/18/2025, the onboard passenger count at the moment of the collision is documented in the APC/farebox attachment. Scene triage recorded two injured passengers transported by ground ambulance and one uninjured passenger who remained on scene as a witness. The count is corroborated by the fare-transaction log for the interval following the 02:04 Poplar / Rivergate Plaza layover and by the on-scene passenger accounting recorded by Rivergate Fire triage; see the APC/farebox export for the exact count.</w:t>
       </w:r>
       <w:r>
         <w:rPr>
@@ -4877,7 +4877,7 @@
                 <w:rFonts w:ascii="Calibri" w:hAnsi="Calibri" w:cs="Calibri" w:eastAsia="Calibri"/>
                 <w:sz w:val="20"/>
               </w:rPr>
-              <w:t>See APC/farebox export (A11) and on-scene EMS run sheets for the passenger roster, injury dispositions, and transport destinations.</w:t>
+              <w:t>See the APC/farebox export and on-scene EMS run sheets for the passenger roster, injury dispositions, and transport destinations.</w:t>
             </w:r>
           </w:p>
         </w:tc>

--- a/filesystem/ACTD/Safety/IR_2025-1018_final.docx
+++ b/filesystem/ACTD/Safety/IR_2025-1018_final.docx
@@ -1054,7 +1054,7 @@
           <w:b w:val="0"/>
           <w:sz w:val="21"/>
         </w:rPr>
-        <w:t>The internal investigation finds that Operator Keeler was operating his assigned Owl Route 512 block per the official Fall 2025 Sign run schedule, and that the AVL/GPS telemetry places the coach on the published route and at the published S. Main / Third timepoint at the moment of the collision. The course-and-scope determination is therefore that Operator Keeler was operating his assigned Owl Route 512 block at the time of the collision, consistent with the official run schedule and AVL/GPS telemetry. This Final Incident Report is the report of record issued following completion of the internal safety investigation.</w:t>
+        <w:t>The internal investigation finds that Operator Keeler was operating his assigned Owl Route 512 block per the official Fall 2025 Sign run schedule, and that the AVL/GPS telemetry places the coach on the published route and at the published S. Main / Third timepoint at the moment of the collision. The course-and-scope determination is therefore that Operator Keeler was operating his assigned Owl Route 512 block at the time of the collision, consistent with the official run schedule and AVL/GPS telemetry. This Final Incident Report was issued following completion of the internal safety investigation.</w:t>
       </w:r>
       <w:r>
         <w:rPr>
@@ -5124,7 +5124,7 @@
       <w:r>
         <w:rPr>
           <w:rFonts w:ascii="Calibri" w:hAnsi="Calibri" w:cs="Calibri" w:eastAsia="Calibri"/>
-          <w:b/>
+          <w:b w:val="0"/>
           <w:sz w:val="21"/>
         </w:rPr>
         <w:t>preventable</w:t>
@@ -5171,7 +5171,7 @@
       <w:r>
         <w:rPr>
           <w:rFonts w:ascii="Calibri" w:hAnsi="Calibri" w:cs="Calibri" w:eastAsia="Calibri"/>
-          <w:b/>
+          <w:b w:val="0"/>
           <w:sz w:val="21"/>
         </w:rPr>
         <w:t>The operational records for the 10/17/2025 → 10/18/2025 service night include the Fall 2025 Sign run schedule, the AVL/GPS track from Bus #4177, the Div. 3 pre-trip yard sheet, the fleet dispatch log, the daily block assignment sheet, and Operator Keeler's bid award (Owl Sr. Board Line 12). Bus-to-block assignment for Block 512-OWL on this service night reconciles to the Div. 3 pre-trip yard sheet, the fleet dispatch log, and the daily block assignment sheet.</w:t>
@@ -5927,7 +5927,7 @@
           <w:b w:val="0"/>
           <w:sz w:val="21"/>
         </w:rPr>
-        <w:t>I certify that the foregoing is the Final Incident Report of record for Incident No. ACTD-IR-2025-1018, that it has been prepared following completion of the internal safety investigation and after receipt of the certified evidentiary blood-BAC result from the Los Angeles County Sheriff's Department Scientific Services Bureau.</w:t>
+        <w:t>I certify that the foregoing is the Final Incident Report for Incident No. ACTD-IR-2025-1018, that it has been prepared following completion of the internal safety investigation and after receipt of the certified evidentiary blood-BAC result from the Los Angeles County Sheriff's Department Scientific Services Bureau.</w:t>
       </w:r>
     </w:p>
     <w:p>

--- a/filesystem/ACTD/Safety/IR_2025-1018_final.docx
+++ b/filesystem/ACTD/Safety/IR_2025-1018_final.docx
@@ -1054,7 +1054,7 @@
           <w:b w:val="0"/>
           <w:sz w:val="21"/>
         </w:rPr>
-        <w:t>The internal investigation finds that Operator Keeler was operating his assigned Owl Route 512 block per the official Fall 2025 Sign run schedule, and that the AVL/GPS telemetry places the coach on the published route and at the published S. Main / Third timepoint at the moment of the collision. The course-and-scope determination is therefore that Operator Keeler was operating his assigned Owl Route 512 block at the time of the collision, consistent with the official run schedule and AVL/GPS telemetry. This Final Incident Report was issued following completion of the internal safety investigation.</w:t>
+        <w:t>The internal investigation finds that Operator Keeler was operating his assigned Owl Route 512 block per the official Fall 2025 Sign run schedule, and that the AVL/GPS telemetry places the coach on the published route and at the published S. Main / Third timepoint at the moment of the collision. This Final Incident Report was issued following completion of the internal safety investigation.</w:t>
       </w:r>
       <w:r>
         <w:rPr>
@@ -5160,7 +5160,7 @@
           <w:b/>
           <w:sz w:val="29"/>
         </w:rPr>
-        <w:t>7.  Course-and-Scope Determination</w:t>
+        <w:t>7.  Operator Assignment and Route Verification</w:t>
       </w:r>
     </w:p>
     <w:p>

--- a/filesystem/ACTD/Safety/IR_2025-1018_final.docx
+++ b/filesystem/ACTD/Safety/IR_2025-1018_final.docx
@@ -5504,22 +5504,22 @@
       <w:r>
         <w:rPr>
           <w:rFonts w:ascii="Georgia" w:hAnsi="Georgia" w:cs="Georgia" w:eastAsia="Georgia"/>
-          <w:b/>
+          <w:b w:val="0"/>
           <w:sz w:val="29"/>
         </w:rPr>
-        <w:t>6.  Communications discipline.  Communications concerning this collision — including internal characterizations of the operator's assignment, scope, and BAC — should be routed through the Office of the General Counsel and this office. The facts underlying this collision are as set forth in this report.</w:t>
+        <w:t>6.  Communications discipline.  Communications concerning this collision — including internal characterizations of the operator's assignment, scope, and BAC — should be routed through the Office of the General Counsel and this office.</w:t>
       </w:r>
       <w:r>
         <w:rPr>
           <w:rFonts w:ascii="Georgia" w:hAnsi="Georgia" w:cs="Georgia" w:eastAsia="Georgia"/>
-          <w:b/>
+          <w:b w:val="0"/>
           <w:sz w:val="29"/>
         </w:rPr>
       </w:r>
       <w:r>
         <w:rPr>
           <w:rFonts w:ascii="Georgia" w:hAnsi="Georgia" w:cs="Georgia" w:eastAsia="Georgia"/>
-          <w:b/>
+          <w:b w:val="0"/>
           <w:sz w:val="29"/>
         </w:rPr>
       </w:r>
